--- a/docs/ПИ_ПЗ3_Усачев.docx
+++ b/docs/ПИ_ПЗ3_Усачев.docx
@@ -676,7 +676,43 @@
           <w:lang w:eastAsia="ru-RU"/>
           <w14:ligatures w14:val="none"/>
         </w:rPr>
-        <w:t>Данные о тренировках и пользователях должны быть восстанавливаемы при нарушениях работы основных хранилищ.</w:t>
+        <w:t>Данные о тренировках и пользователях должны быть</w:t>
+      </w:r>
+      <w:r>
+        <w:rPr>
+          <w:rFonts w:ascii="Times New Roman" w:eastAsia="Times New Roman" w:hAnsi="Times New Roman" w:cs="Times New Roman"/>
+          <w:kern w:val="0"/>
+          <w:lang w:eastAsia="ru-RU"/>
+          <w14:ligatures w14:val="none"/>
+        </w:rPr>
+        <w:t xml:space="preserve"> продублированы, чтобы они были</w:t>
+      </w:r>
+      <w:r>
+        <w:rPr>
+          <w:rFonts w:ascii="Times New Roman" w:eastAsia="Times New Roman" w:hAnsi="Times New Roman" w:cs="Times New Roman"/>
+          <w:kern w:val="0"/>
+          <w:lang w:eastAsia="ru-RU"/>
+          <w14:ligatures w14:val="none"/>
+        </w:rPr>
+        <w:t xml:space="preserve"> восстанавливаемы при нарушениях работы основных хранилищ</w:t>
+      </w:r>
+      <w:r>
+        <w:rPr>
+          <w:rFonts w:ascii="Times New Roman" w:eastAsia="Times New Roman" w:hAnsi="Times New Roman" w:cs="Times New Roman"/>
+          <w:kern w:val="0"/>
+          <w:lang w:eastAsia="ru-RU"/>
+          <w14:ligatures w14:val="none"/>
+        </w:rPr>
+        <w:t xml:space="preserve"> в течение 3 часов с момента сбоя</w:t>
+      </w:r>
+      <w:r>
+        <w:rPr>
+          <w:rFonts w:ascii="Times New Roman" w:eastAsia="Times New Roman" w:hAnsi="Times New Roman" w:cs="Times New Roman"/>
+          <w:kern w:val="0"/>
+          <w:lang w:eastAsia="ru-RU"/>
+          <w14:ligatures w14:val="none"/>
+        </w:rPr>
+        <w:t>.</w:t>
       </w:r>
     </w:p>
     <w:p>
@@ -751,27 +787,7 @@
           <w:lang w:eastAsia="ru-RU"/>
           <w14:ligatures w14:val="none"/>
         </w:rPr>
-        <w:t xml:space="preserve">Пользователи должны иметь возможность пользоваться системой, независимо от своей </w:t>
-      </w:r>
-      <w:proofErr w:type="spellStart"/>
-      <w:r>
-        <w:rPr>
-          <w:rFonts w:ascii="Times New Roman" w:eastAsia="Times New Roman" w:hAnsi="Times New Roman" w:cs="Times New Roman"/>
-          <w:kern w:val="0"/>
-          <w:lang w:eastAsia="ru-RU"/>
-          <w14:ligatures w14:val="none"/>
-        </w:rPr>
-        <w:t>геопозиции</w:t>
-      </w:r>
-      <w:proofErr w:type="spellEnd"/>
-      <w:r>
-        <w:rPr>
-          <w:rFonts w:ascii="Times New Roman" w:eastAsia="Times New Roman" w:hAnsi="Times New Roman" w:cs="Times New Roman"/>
-          <w:kern w:val="0"/>
-          <w:lang w:eastAsia="ru-RU"/>
-          <w14:ligatures w14:val="none"/>
-        </w:rPr>
-        <w:t xml:space="preserve"> и </w:t>
+        <w:t xml:space="preserve">Пользователи должны иметь возможность пользоваться системой, независимо от своей геопозиции и </w:t>
       </w:r>
       <w:r>
         <w:rPr>
@@ -782,7 +798,6 @@
         </w:rPr>
         <w:t xml:space="preserve">того, к какому государству принадлежит его </w:t>
       </w:r>
-      <w:proofErr w:type="spellStart"/>
       <w:r>
         <w:rPr>
           <w:rFonts w:ascii="Times New Roman" w:eastAsia="Times New Roman" w:hAnsi="Times New Roman" w:cs="Times New Roman"/>
@@ -792,7 +807,6 @@
         </w:rPr>
         <w:t>ip</w:t>
       </w:r>
-      <w:proofErr w:type="spellEnd"/>
       <w:r>
         <w:rPr>
           <w:rFonts w:ascii="Times New Roman" w:eastAsia="Times New Roman" w:hAnsi="Times New Roman" w:cs="Times New Roman"/>
@@ -825,27 +839,7 @@
           <w:lang w:eastAsia="ru-RU"/>
           <w14:ligatures w14:val="none"/>
         </w:rPr>
-        <w:t xml:space="preserve">Система должна иметь достаточно удобный интерфейс, который будет понятен пользователю после короткого </w:t>
-      </w:r>
-      <w:proofErr w:type="spellStart"/>
-      <w:r>
-        <w:rPr>
-          <w:rFonts w:ascii="Times New Roman" w:eastAsia="Times New Roman" w:hAnsi="Times New Roman" w:cs="Times New Roman"/>
-          <w:kern w:val="0"/>
-          <w:lang w:eastAsia="ru-RU"/>
-          <w14:ligatures w14:val="none"/>
-        </w:rPr>
-        <w:t>онбординга</w:t>
-      </w:r>
-      <w:proofErr w:type="spellEnd"/>
-      <w:r>
-        <w:rPr>
-          <w:rFonts w:ascii="Times New Roman" w:eastAsia="Times New Roman" w:hAnsi="Times New Roman" w:cs="Times New Roman"/>
-          <w:kern w:val="0"/>
-          <w:lang w:eastAsia="ru-RU"/>
-          <w14:ligatures w14:val="none"/>
-        </w:rPr>
-        <w:t>.</w:t>
+        <w:t>Система должна иметь достаточно удобный интерфейс, который будет понятен пользователю после короткого онбординга.</w:t>
       </w:r>
     </w:p>
     <w:p>
@@ -2080,27 +2074,7 @@
           <w:lang w:eastAsia="ru-RU"/>
           <w14:ligatures w14:val="none"/>
         </w:rPr>
-        <w:t xml:space="preserve">если тренер вводит </w:t>
-      </w:r>
-      <w:proofErr w:type="spellStart"/>
-      <w:r>
-        <w:rPr>
-          <w:rFonts w:ascii="Times New Roman" w:eastAsia="Times New Roman" w:hAnsi="Times New Roman" w:cs="Times New Roman"/>
-          <w:kern w:val="0"/>
-          <w:lang w:eastAsia="ru-RU"/>
-          <w14:ligatures w14:val="none"/>
-        </w:rPr>
-        <w:t>невалидный</w:t>
-      </w:r>
-      <w:proofErr w:type="spellEnd"/>
-      <w:r>
-        <w:rPr>
-          <w:rFonts w:ascii="Times New Roman" w:eastAsia="Times New Roman" w:hAnsi="Times New Roman" w:cs="Times New Roman"/>
-          <w:kern w:val="0"/>
-          <w:lang w:eastAsia="ru-RU"/>
-          <w14:ligatures w14:val="none"/>
-        </w:rPr>
-        <w:t xml:space="preserve"> идентификатор, система оповещает его об этом и предлагает заново ввести идентификатор. Так происходит до тех пор, пока пользователь не введет валидный идентификатор.</w:t>
+        <w:t>если тренер вводит невалидный идентификатор, система оповещает его об этом и предлагает заново ввести идентификатор. Так происходит до тех пор, пока пользователь не введет валидный идентификатор.</w:t>
       </w:r>
     </w:p>
     <w:p/>

--- a/docs/ПИ_ПЗ3_Усачев.docx
+++ b/docs/ПИ_ПЗ3_Усачев.docx
@@ -1681,6 +1681,24 @@
           <w14:ligatures w14:val="none"/>
         </w:rPr>
         <w:t>.</w:t>
+      </w:r>
+      <w:r>
+        <w:rPr>
+          <w:rFonts w:ascii="Times New Roman" w:eastAsia="Times New Roman" w:hAnsi="Times New Roman" w:cs="Times New Roman"/>
+          <w:kern w:val="0"/>
+          <w:lang w:eastAsia="ru-RU"/>
+          <w14:ligatures w14:val="none"/>
+        </w:rPr>
+        <w:t xml:space="preserve"> </w:t>
+      </w:r>
+      <w:r>
+        <w:rPr>
+          <w:rFonts w:ascii="Times New Roman" w:eastAsia="Times New Roman" w:hAnsi="Times New Roman" w:cs="Times New Roman"/>
+          <w:kern w:val="0"/>
+          <w:lang w:eastAsia="ru-RU"/>
+          <w14:ligatures w14:val="none"/>
+        </w:rPr>
+        <w:t>Тренер не авторизован в системе</w:t>
       </w:r>
     </w:p>
     <w:p>

--- a/docs/ПИ_ПЗ3_Усачев.docx
+++ b/docs/ПИ_ПЗ3_Усачев.docx
@@ -1509,7 +1509,16 @@
           <w:lang w:eastAsia="ru-RU"/>
           <w14:ligatures w14:val="none"/>
         </w:rPr>
-        <w:t xml:space="preserve"> если данные с датчиков не валидны, то пользователю высвечивается информационное сообщение о поддерживаемых форматах файлов и предлагается заново загрузить данные с датчиков.</w:t>
+        <w:t xml:space="preserve"> если данные с датчиков не валидны, то пользователю высвечивается информационное сообщение о поддерживаемых форматах файлов и предлагается заново загрузить данные с датчиков</w:t>
+      </w:r>
+      <w:r>
+        <w:rPr>
+          <w:rFonts w:ascii="Times New Roman" w:eastAsia="Times New Roman" w:hAnsi="Times New Roman" w:cs="Times New Roman"/>
+          <w:kern w:val="0"/>
+          <w:lang w:eastAsia="ru-RU"/>
+          <w14:ligatures w14:val="none"/>
+        </w:rPr>
+        <w:t>, переходя к пункту 4. Так продолжается до тех пор, пока пользователь не загрузит валидные данные.</w:t>
       </w:r>
     </w:p>
     <w:p>
@@ -1699,6 +1708,15 @@
           <w14:ligatures w14:val="none"/>
         </w:rPr>
         <w:t>Тренер не авторизован в системе</w:t>
+      </w:r>
+      <w:r>
+        <w:rPr>
+          <w:rFonts w:ascii="Times New Roman" w:eastAsia="Times New Roman" w:hAnsi="Times New Roman" w:cs="Times New Roman"/>
+          <w:kern w:val="0"/>
+          <w:lang w:eastAsia="ru-RU"/>
+          <w14:ligatures w14:val="none"/>
+        </w:rPr>
+        <w:t>.</w:t>
       </w:r>
     </w:p>
     <w:p>
@@ -1801,6 +1819,7 @@
           <w:lang w:eastAsia="ru-RU"/>
           <w14:ligatures w14:val="none"/>
         </w:rPr>
+        <w:lastRenderedPageBreak/>
         <w:t>Система открывает форму ввода идентификатора спортсмена.</w:t>
       </w:r>
     </w:p>
@@ -1825,7 +1844,6 @@
           <w:lang w:eastAsia="ru-RU"/>
           <w14:ligatures w14:val="none"/>
         </w:rPr>
-        <w:lastRenderedPageBreak/>
         <w:t>Тренер вводит идентификатор спортсмена.</w:t>
       </w:r>
     </w:p>

--- a/docs/ПИ_ПЗ3_Усачев.docx
+++ b/docs/ПИ_ПЗ3_Усачев.docx
@@ -839,7 +839,16 @@
           <w:lang w:eastAsia="ru-RU"/>
           <w14:ligatures w14:val="none"/>
         </w:rPr>
-        <w:t>Система должна иметь достаточно удобный интерфейс, который будет понятен пользователю после короткого онбординга.</w:t>
+        <w:t>Новый пользователь выполняет базовый сценарий (добавить тренировку) не более чем за 3 минуты после онбординга, без обращения к документации</w:t>
+      </w:r>
+      <w:r>
+        <w:rPr>
+          <w:rFonts w:ascii="Times New Roman" w:eastAsia="Times New Roman" w:hAnsi="Times New Roman" w:cs="Times New Roman"/>
+          <w:kern w:val="0"/>
+          <w:lang w:eastAsia="ru-RU"/>
+          <w14:ligatures w14:val="none"/>
+        </w:rPr>
+        <w:t>.</w:t>
       </w:r>
     </w:p>
     <w:p>

--- a/docs/ПИ_ПЗ3_Усачев.docx
+++ b/docs/ПИ_ПЗ3_Усачев.docx
@@ -737,7 +737,16 @@
           <w:lang w:eastAsia="ru-RU"/>
           <w14:ligatures w14:val="none"/>
         </w:rPr>
-        <w:t>Тренер должен иметь доступ к тренировкам и отчетам только своих спортсменов.</w:t>
+        <w:t>Тренер видит тренировки и отчеты только тех спортсменов, которые явно привязали свой ID к ID тренера в настройках профиля</w:t>
+      </w:r>
+      <w:r>
+        <w:rPr>
+          <w:rFonts w:ascii="Times New Roman" w:eastAsia="Times New Roman" w:hAnsi="Times New Roman" w:cs="Times New Roman"/>
+          <w:kern w:val="0"/>
+          <w:lang w:eastAsia="ru-RU"/>
+          <w14:ligatures w14:val="none"/>
+        </w:rPr>
+        <w:t>.</w:t>
       </w:r>
     </w:p>
     <w:p>
@@ -787,7 +796,27 @@
           <w:lang w:eastAsia="ru-RU"/>
           <w14:ligatures w14:val="none"/>
         </w:rPr>
-        <w:t xml:space="preserve">Пользователи должны иметь возможность пользоваться системой, независимо от своей геопозиции и </w:t>
+        <w:t xml:space="preserve">Пользователи должны иметь возможность пользоваться системой, независимо от своей </w:t>
+      </w:r>
+      <w:proofErr w:type="spellStart"/>
+      <w:r>
+        <w:rPr>
+          <w:rFonts w:ascii="Times New Roman" w:eastAsia="Times New Roman" w:hAnsi="Times New Roman" w:cs="Times New Roman"/>
+          <w:kern w:val="0"/>
+          <w:lang w:eastAsia="ru-RU"/>
+          <w14:ligatures w14:val="none"/>
+        </w:rPr>
+        <w:t>геопозиции</w:t>
+      </w:r>
+      <w:proofErr w:type="spellEnd"/>
+      <w:r>
+        <w:rPr>
+          <w:rFonts w:ascii="Times New Roman" w:eastAsia="Times New Roman" w:hAnsi="Times New Roman" w:cs="Times New Roman"/>
+          <w:kern w:val="0"/>
+          <w:lang w:eastAsia="ru-RU"/>
+          <w14:ligatures w14:val="none"/>
+        </w:rPr>
+        <w:t xml:space="preserve"> и </w:t>
       </w:r>
       <w:r>
         <w:rPr>
@@ -798,6 +827,7 @@
         </w:rPr>
         <w:t xml:space="preserve">того, к какому государству принадлежит его </w:t>
       </w:r>
+      <w:proofErr w:type="spellStart"/>
       <w:r>
         <w:rPr>
           <w:rFonts w:ascii="Times New Roman" w:eastAsia="Times New Roman" w:hAnsi="Times New Roman" w:cs="Times New Roman"/>
@@ -807,6 +837,7 @@
         </w:rPr>
         <w:t>ip</w:t>
       </w:r>
+      <w:proofErr w:type="spellEnd"/>
       <w:r>
         <w:rPr>
           <w:rFonts w:ascii="Times New Roman" w:eastAsia="Times New Roman" w:hAnsi="Times New Roman" w:cs="Times New Roman"/>
@@ -839,7 +870,27 @@
           <w:lang w:eastAsia="ru-RU"/>
           <w14:ligatures w14:val="none"/>
         </w:rPr>
-        <w:t>Новый пользователь выполняет базовый сценарий (добавить тренировку) не более чем за 3 минуты после онбординга, без обращения к документации</w:t>
+        <w:t xml:space="preserve">Новый пользователь выполняет базовый сценарий (добавить тренировку) не более чем за 3 минуты после </w:t>
+      </w:r>
+      <w:proofErr w:type="spellStart"/>
+      <w:r>
+        <w:rPr>
+          <w:rFonts w:ascii="Times New Roman" w:eastAsia="Times New Roman" w:hAnsi="Times New Roman" w:cs="Times New Roman"/>
+          <w:kern w:val="0"/>
+          <w:lang w:eastAsia="ru-RU"/>
+          <w14:ligatures w14:val="none"/>
+        </w:rPr>
+        <w:t>онбординга</w:t>
+      </w:r>
+      <w:proofErr w:type="spellEnd"/>
+      <w:r>
+        <w:rPr>
+          <w:rFonts w:ascii="Times New Roman" w:eastAsia="Times New Roman" w:hAnsi="Times New Roman" w:cs="Times New Roman"/>
+          <w:kern w:val="0"/>
+          <w:lang w:eastAsia="ru-RU"/>
+          <w14:ligatures w14:val="none"/>
+        </w:rPr>
+        <w:t>, без обращения к документации</w:t>
       </w:r>
       <w:r>
         <w:rPr>
@@ -2119,7 +2170,27 @@
           <w:lang w:eastAsia="ru-RU"/>
           <w14:ligatures w14:val="none"/>
         </w:rPr>
-        <w:t>если тренер вводит невалидный идентификатор, система оповещает его об этом и предлагает заново ввести идентификатор. Так происходит до тех пор, пока пользователь не введет валидный идентификатор.</w:t>
+        <w:t xml:space="preserve">если тренер вводит </w:t>
+      </w:r>
+      <w:proofErr w:type="spellStart"/>
+      <w:r>
+        <w:rPr>
+          <w:rFonts w:ascii="Times New Roman" w:eastAsia="Times New Roman" w:hAnsi="Times New Roman" w:cs="Times New Roman"/>
+          <w:kern w:val="0"/>
+          <w:lang w:eastAsia="ru-RU"/>
+          <w14:ligatures w14:val="none"/>
+        </w:rPr>
+        <w:t>невалидный</w:t>
+      </w:r>
+      <w:proofErr w:type="spellEnd"/>
+      <w:r>
+        <w:rPr>
+          <w:rFonts w:ascii="Times New Roman" w:eastAsia="Times New Roman" w:hAnsi="Times New Roman" w:cs="Times New Roman"/>
+          <w:kern w:val="0"/>
+          <w:lang w:eastAsia="ru-RU"/>
+          <w14:ligatures w14:val="none"/>
+        </w:rPr>
+        <w:t xml:space="preserve"> идентификатор, система оповещает его об этом и предлагает заново ввести идентификатор. Так происходит до тех пор, пока пользователь не введет валидный идентификатор.</w:t>
       </w:r>
     </w:p>
     <w:p/>
